--- a/backend/apps/documents/docx_templates/3-归档模板/2-结案归档登记表.docx
+++ b/backend/apps/documents/docx_templates/3-归档模板/2-结案归档登记表.docx
@@ -527,7 +527,18 @@
                 <w:szCs w:val="24"/>
                 <w:lang w:val="en-US" w:eastAsia="zh-CN"/>
               </w:rPr>
-              <w:t>{{r 结案归档材料}}</w:t>
+              <w:t>{{</w:t>
+            </w:r>
+            <w:bookmarkStart w:id="0" w:name="_GoBack"/>
+            <w:bookmarkEnd w:id="0"/>
+            <w:r>
+              <w:rPr>
+                <w:rFonts w:hint="eastAsia" w:asciiTheme="majorEastAsia" w:hAnsiTheme="majorEastAsia" w:eastAsiaTheme="majorEastAsia" w:cstheme="majorEastAsia"/>
+                <w:sz w:val="24"/>
+                <w:szCs w:val="24"/>
+                <w:lang w:val="en-US" w:eastAsia="zh-CN"/>
+              </w:rPr>
+              <w:t>结案归档材料}}</w:t>
             </w:r>
           </w:p>
         </w:tc>
@@ -757,18 +768,7 @@
                 <w:szCs w:val="24"/>
                 <w:lang w:val="en-US" w:eastAsia="zh-CN"/>
               </w:rPr>
-              <w:t>档案管理员确认：              日期：{{年份}}</w:t>
-            </w:r>
-            <w:bookmarkStart w:id="0" w:name="_GoBack"/>
-            <w:bookmarkEnd w:id="0"/>
-            <w:r>
-              <w:rPr>
-                <w:rFonts w:hint="eastAsia" w:ascii="Times New Roman" w:hAnsi="Times New Roman" w:cs="Times New Roman"/>
-                <w:sz w:val="24"/>
-                <w:szCs w:val="24"/>
-                <w:lang w:val="en-US" w:eastAsia="zh-CN"/>
-              </w:rPr>
-              <w:t>年  月  日</w:t>
+              <w:t>档案管理员确认：              日期：{{年份}}年  月  日</w:t>
             </w:r>
           </w:p>
         </w:tc>
